--- a/!Готовые работы/7.docx
+++ b/!Готовые работы/7.docx
@@ -4,165 +4,1105 @@
   <w:body>
     <w:p>
       <w:pPr>
-        <w:ind w:firstLine="0"/>
-        <w:jc w:val="center"/>
+        <w:pStyle w:val="1"/>
+        <w:ind w:left="851"/>
+        <w:rPr>
+          <w:sz w:val="28"/>
+          <w:szCs w:val="16"/>
+        </w:rPr>
+      </w:pPr>
+      <w:r>
+        <w:rPr>
+          <w:sz w:val="28"/>
+          <w:szCs w:val="16"/>
+        </w:rPr>
+        <w:t xml:space="preserve">Практическая работа. </w:t>
+      </w:r>
+      <w:r>
+        <w:rPr>
+          <w:sz w:val="28"/>
+          <w:szCs w:val="16"/>
+        </w:rPr>
+        <w:t xml:space="preserve">Раздел </w:t>
+      </w:r>
+      <w:r>
+        <w:rPr>
+          <w:sz w:val="28"/>
+          <w:szCs w:val="16"/>
+        </w:rPr>
+        <w:t>7</w:t>
+      </w:r>
+    </w:p>
+    <w:p>
+      <w:pPr>
+        <w:rPr>
+          <w:bCs/>
+        </w:rPr>
+      </w:pPr>
+      <w:r>
         <w:rPr>
           <w:b/>
+        </w:rPr>
+        <w:t>Тема:</w:t>
+      </w:r>
+      <w:r>
+        <w:rPr>
           <w:bCs/>
+        </w:rPr>
+        <w:t xml:space="preserve"> </w:t>
+      </w:r>
+      <w:r>
+        <w:rPr>
+          <w:bCs/>
+        </w:rPr>
+        <w:t>«</w:t>
+      </w:r>
+      <w:r>
+        <w:rPr>
+          <w:bCs/>
+        </w:rPr>
+        <w:t>Идентификация технических проблем. Разработка SQL-запросов</w:t>
+      </w:r>
+      <w:r>
+        <w:rPr>
+          <w:bCs/>
+        </w:rPr>
+        <w:t>»</w:t>
+      </w:r>
+    </w:p>
+    <w:p>
+      <w:pPr>
+        <w:rPr>
+          <w:bCs/>
+        </w:rPr>
+      </w:pPr>
+      <w:r>
+        <w:rPr>
+          <w:b/>
+        </w:rPr>
+        <w:t>Цели</w:t>
+      </w:r>
+      <w:proofErr w:type="gramStart"/>
+      <w:r>
+        <w:rPr>
+          <w:b/>
+        </w:rPr>
+        <w:t>:</w:t>
+      </w:r>
+      <w:r>
+        <w:rPr>
+          <w:b/>
+        </w:rPr>
+        <w:t xml:space="preserve"> </w:t>
+      </w:r>
+      <w:r>
+        <w:rPr>
+          <w:bCs/>
+        </w:rPr>
+        <w:t>Идентифицировать</w:t>
+      </w:r>
+      <w:proofErr w:type="gramEnd"/>
+      <w:r>
+        <w:rPr>
+          <w:bCs/>
+        </w:rPr>
+        <w:t xml:space="preserve"> типовые технические проблемы эксплуатации БД, разработать SQL-запрос для вычисления полной стоимости заказа покупателя с учётом норм расхода материалов и операций, создать VIEW и хранимую процедуру, оптимизировать запрос.</w:t>
+      </w:r>
+    </w:p>
+    <w:p>
+      <w:r>
+        <w:rPr>
+          <w:b/>
+        </w:rPr>
+        <w:t>Вариант 22</w:t>
+      </w:r>
+      <w:r>
+        <w:rPr>
+          <w:b/>
+        </w:rPr>
+        <w:t>:</w:t>
+      </w:r>
+      <w:r>
+        <w:t xml:space="preserve"> Автоцентр «Плюс»</w:t>
+      </w:r>
+    </w:p>
+    <w:p>
+      <w:pPr>
+        <w:pStyle w:val="21"/>
+        <w:ind w:left="851"/>
+      </w:pPr>
+      <w:r>
+        <w:t>7.</w:t>
+      </w:r>
+      <w:r>
+        <w:t>1</w:t>
+      </w:r>
+      <w:r>
+        <w:t>. Запрос расчёта полной стоимости заказа</w:t>
+      </w:r>
+    </w:p>
+    <w:p>
+      <w:r>
+        <w:rPr>
+          <w:b/>
+        </w:rPr>
+        <w:t>Требование ТЗ (Ф4):</w:t>
+      </w:r>
+      <w:r>
+        <w:t xml:space="preserve"> стоимость = </w:t>
+      </w:r>
+      <w:proofErr w:type="gramStart"/>
+      <w:r>
+        <w:t>Σ(</w:t>
+      </w:r>
+      <w:proofErr w:type="gramEnd"/>
+      <w:r>
+        <w:t>цена × норма × количество) по всем материалам и операциям спецификации каждой позиции заказа.</w:t>
+      </w:r>
+    </w:p>
+    <w:p>
+      <w:r>
+        <w:t xml:space="preserve">Реализация — соединение </w:t>
+      </w:r>
+      <w:proofErr w:type="spellStart"/>
+      <w:r>
+        <w:t>Order</w:t>
+      </w:r>
+      <w:proofErr w:type="spellEnd"/>
+      <w:r>
+        <w:t xml:space="preserve"> → </w:t>
+      </w:r>
+      <w:proofErr w:type="spellStart"/>
+      <w:r>
+        <w:t>OrderDetail</w:t>
+      </w:r>
+      <w:proofErr w:type="spellEnd"/>
+      <w:r>
+        <w:t xml:space="preserve"> → Product → </w:t>
+      </w:r>
+      <w:proofErr w:type="spellStart"/>
+      <w:r>
+        <w:t>Specification</w:t>
+      </w:r>
+      <w:proofErr w:type="spellEnd"/>
+      <w:r>
+        <w:t xml:space="preserve"> с коррелированными подзапросами по </w:t>
+      </w:r>
+      <w:proofErr w:type="spellStart"/>
+      <w:r>
+        <w:t>SpecMaterial</w:t>
+      </w:r>
+      <w:proofErr w:type="spellEnd"/>
+      <w:r>
+        <w:t xml:space="preserve"> и </w:t>
+      </w:r>
+      <w:proofErr w:type="spellStart"/>
+      <w:r>
+        <w:t>SpecOperation</w:t>
+      </w:r>
+      <w:proofErr w:type="spellEnd"/>
+      <w:r>
+        <w:t xml:space="preserve">; итог по позиции: </w:t>
+      </w:r>
+      <w:proofErr w:type="spellStart"/>
+      <w:r>
+        <w:rPr>
+          <w:rFonts w:ascii="Consolas" w:hAnsi="Consolas"/>
+          <w:sz w:val="18"/>
+        </w:rPr>
+        <w:t>Quantity</w:t>
+      </w:r>
+      <w:proofErr w:type="spellEnd"/>
+      <w:r>
+        <w:rPr>
+          <w:rFonts w:ascii="Consolas" w:hAnsi="Consolas"/>
+          <w:sz w:val="18"/>
+        </w:rPr>
+        <w:t xml:space="preserve"> × (</w:t>
+      </w:r>
+      <w:proofErr w:type="spellStart"/>
+      <w:r>
+        <w:rPr>
+          <w:rFonts w:ascii="Consolas" w:hAnsi="Consolas"/>
+          <w:sz w:val="18"/>
+        </w:rPr>
+        <w:t>MaterialsCostPerUnit</w:t>
+      </w:r>
+      <w:proofErr w:type="spellEnd"/>
+      <w:r>
+        <w:rPr>
+          <w:rFonts w:ascii="Consolas" w:hAnsi="Consolas"/>
+          <w:sz w:val="18"/>
+        </w:rPr>
+        <w:t xml:space="preserve"> + </w:t>
+      </w:r>
+      <w:proofErr w:type="spellStart"/>
+      <w:r>
+        <w:rPr>
+          <w:rFonts w:ascii="Consolas" w:hAnsi="Consolas"/>
+          <w:sz w:val="18"/>
+        </w:rPr>
+        <w:t>OperationsCostPerUnit</w:t>
+      </w:r>
+      <w:proofErr w:type="spellEnd"/>
+      <w:r>
+        <w:rPr>
+          <w:rFonts w:ascii="Consolas" w:hAnsi="Consolas"/>
+          <w:sz w:val="18"/>
+        </w:rPr>
+        <w:t>)</w:t>
+      </w:r>
+      <w:r>
+        <w:t>.</w:t>
+      </w:r>
+    </w:p>
+    <w:p>
+      <w:pPr>
+        <w:pStyle w:val="21"/>
+        <w:ind w:left="851"/>
+      </w:pPr>
+      <w:r>
+        <w:t>7.</w:t>
+      </w:r>
+      <w:r>
+        <w:t>2</w:t>
+      </w:r>
+      <w:r>
+        <w:t xml:space="preserve">. Представление </w:t>
+      </w:r>
+      <w:proofErr w:type="spellStart"/>
+      <w:r>
+        <w:t>v_OrderFullCost</w:t>
+      </w:r>
+      <w:proofErr w:type="spellEnd"/>
+    </w:p>
+    <w:p>
+      <w:r>
+        <w:t xml:space="preserve">Часто используемая выборка вынесена в VIEW. Выявленная проблема: коррелированные подзапросы в SELECT выполнялись для каждой строки — риск </w:t>
+      </w:r>
+      <w:proofErr w:type="spellStart"/>
+      <w:r>
+        <w:t>Table</w:t>
+      </w:r>
+      <w:proofErr w:type="spellEnd"/>
+      <w:r>
+        <w:t xml:space="preserve"> </w:t>
+      </w:r>
+      <w:proofErr w:type="spellStart"/>
+      <w:r>
+        <w:t>Scan</w:t>
+      </w:r>
+      <w:proofErr w:type="spellEnd"/>
+      <w:r>
+        <w:t xml:space="preserve"> и рост времени ответа при увеличении объёма данных.</w:t>
+      </w:r>
+    </w:p>
+    <w:p>
+      <w:r>
+        <w:rPr>
+          <w:b/>
+        </w:rPr>
+        <w:t>Оптимизация:</w:t>
+      </w:r>
+      <w:r>
+        <w:t xml:space="preserve"> подзапросы заменены на OUTER APPLY с агрегацией — запрос стал </w:t>
+      </w:r>
+      <w:proofErr w:type="spellStart"/>
+      <w:r>
+        <w:t>set-based</w:t>
+      </w:r>
+      <w:proofErr w:type="spellEnd"/>
+      <w:r>
+        <w:t xml:space="preserve">, план выполнения использует Index </w:t>
+      </w:r>
+      <w:proofErr w:type="spellStart"/>
+      <w:r>
+        <w:t>Seek</w:t>
+      </w:r>
+      <w:proofErr w:type="spellEnd"/>
+      <w:r>
+        <w:t xml:space="preserve"> по индексам </w:t>
+      </w:r>
+      <w:proofErr w:type="spellStart"/>
+      <w:r>
+        <w:t>IX_OrderDetail_OrderProduct</w:t>
+      </w:r>
+      <w:proofErr w:type="spellEnd"/>
+      <w:r>
+        <w:t xml:space="preserve"> и </w:t>
+      </w:r>
+      <w:proofErr w:type="spellStart"/>
+      <w:r>
+        <w:t>IX_Product_Name</w:t>
+      </w:r>
+      <w:proofErr w:type="spellEnd"/>
+      <w:r>
+        <w:t>.</w:t>
+      </w:r>
+    </w:p>
+    <w:p>
+      <w:r>
+        <w:t>VIEW используется клиентским приложением (</w:t>
+      </w:r>
+      <w:proofErr w:type="spellStart"/>
+      <w:r>
+        <w:t>OrderForm</w:t>
+      </w:r>
+      <w:proofErr w:type="spellEnd"/>
+      <w:r>
+        <w:t>) и API (</w:t>
+      </w:r>
+      <w:proofErr w:type="spellStart"/>
+      <w:r>
+        <w:t>OrdersController</w:t>
+      </w:r>
+      <w:proofErr w:type="spellEnd"/>
+      <w:r>
+        <w:t>).</w:t>
+      </w:r>
+    </w:p>
+    <w:p>
+      <w:pPr>
+        <w:pStyle w:val="21"/>
+        <w:ind w:left="851"/>
+      </w:pPr>
+      <w:r>
+        <w:t>7.</w:t>
+      </w:r>
+      <w:r>
+        <w:rPr>
           <w:lang w:val="en-US"/>
         </w:rPr>
-      </w:pPr>
+        <w:t>3</w:t>
+      </w:r>
+      <w:r>
+        <w:t>. Хранимые процедуры</w:t>
+      </w:r>
+    </w:p>
+    <w:tbl>
+      <w:tblPr>
+        <w:tblStyle w:val="ad"/>
+        <w:tblW w:w="10116" w:type="dxa"/>
+        <w:tblLook w:val="04A0" w:firstRow="1" w:lastRow="0" w:firstColumn="1" w:lastColumn="0" w:noHBand="0" w:noVBand="1"/>
+      </w:tblPr>
+      <w:tblGrid>
+        <w:gridCol w:w="5059"/>
+        <w:gridCol w:w="5057"/>
+      </w:tblGrid>
+      <w:tr>
+        <w:trPr>
+          <w:trHeight w:val="209"/>
+        </w:trPr>
+        <w:tc>
+          <w:tcPr>
+            <w:tcW w:w="5059" w:type="dxa"/>
+          </w:tcPr>
+          <w:p>
+            <w:pPr>
+              <w:spacing w:after="20"/>
+              <w:rPr>
+                <w:sz w:val="20"/>
+                <w:szCs w:val="24"/>
+              </w:rPr>
+            </w:pPr>
+            <w:r>
+              <w:rPr>
+                <w:b/>
+                <w:sz w:val="20"/>
+                <w:szCs w:val="24"/>
+              </w:rPr>
+              <w:t>Процедура</w:t>
+            </w:r>
+          </w:p>
+        </w:tc>
+        <w:tc>
+          <w:tcPr>
+            <w:tcW w:w="5057" w:type="dxa"/>
+          </w:tcPr>
+          <w:p>
+            <w:pPr>
+              <w:spacing w:after="20"/>
+              <w:rPr>
+                <w:sz w:val="20"/>
+                <w:szCs w:val="24"/>
+              </w:rPr>
+            </w:pPr>
+            <w:r>
+              <w:rPr>
+                <w:b/>
+                <w:sz w:val="20"/>
+                <w:szCs w:val="24"/>
+              </w:rPr>
+              <w:t>Назначение</w:t>
+            </w:r>
+          </w:p>
+        </w:tc>
+      </w:tr>
+      <w:tr>
+        <w:trPr>
+          <w:trHeight w:val="418"/>
+        </w:trPr>
+        <w:tc>
+          <w:tcPr>
+            <w:tcW w:w="5059" w:type="dxa"/>
+          </w:tcPr>
+          <w:p>
+            <w:pPr>
+              <w:spacing w:after="20"/>
+              <w:rPr>
+                <w:sz w:val="20"/>
+                <w:szCs w:val="24"/>
+              </w:rPr>
+            </w:pPr>
+            <w:proofErr w:type="spellStart"/>
+            <w:r>
+              <w:rPr>
+                <w:sz w:val="20"/>
+                <w:szCs w:val="24"/>
+              </w:rPr>
+              <w:t>sp_CalculateOrderCost</w:t>
+            </w:r>
+            <w:proofErr w:type="spellEnd"/>
+          </w:p>
+        </w:tc>
+        <w:tc>
+          <w:tcPr>
+            <w:tcW w:w="5057" w:type="dxa"/>
+          </w:tcPr>
+          <w:p>
+            <w:pPr>
+              <w:spacing w:after="20"/>
+              <w:ind w:firstLine="0"/>
+              <w:rPr>
+                <w:sz w:val="20"/>
+                <w:szCs w:val="24"/>
+              </w:rPr>
+            </w:pPr>
+            <w:r>
+              <w:rPr>
+                <w:sz w:val="20"/>
+                <w:szCs w:val="24"/>
+              </w:rPr>
+              <w:t xml:space="preserve">Расчёт полной стоимости заказа (@OrderId, @TotalCost OUTPUT) через </w:t>
+            </w:r>
+            <w:proofErr w:type="spellStart"/>
+            <w:r>
+              <w:rPr>
+                <w:sz w:val="20"/>
+                <w:szCs w:val="24"/>
+              </w:rPr>
+              <w:t>v_OrderFullCost</w:t>
+            </w:r>
+            <w:proofErr w:type="spellEnd"/>
+          </w:p>
+        </w:tc>
+      </w:tr>
+      <w:tr>
+        <w:trPr>
+          <w:trHeight w:val="209"/>
+        </w:trPr>
+        <w:tc>
+          <w:tcPr>
+            <w:tcW w:w="5059" w:type="dxa"/>
+          </w:tcPr>
+          <w:p>
+            <w:pPr>
+              <w:spacing w:after="20"/>
+              <w:rPr>
+                <w:sz w:val="20"/>
+                <w:szCs w:val="24"/>
+              </w:rPr>
+            </w:pPr>
+            <w:proofErr w:type="spellStart"/>
+            <w:r>
+              <w:rPr>
+                <w:sz w:val="20"/>
+                <w:szCs w:val="24"/>
+              </w:rPr>
+              <w:t>sp_UpdateOrderTotal</w:t>
+            </w:r>
+            <w:proofErr w:type="spellEnd"/>
+          </w:p>
+        </w:tc>
+        <w:tc>
+          <w:tcPr>
+            <w:tcW w:w="5057" w:type="dxa"/>
+          </w:tcPr>
+          <w:p>
+            <w:pPr>
+              <w:spacing w:after="20"/>
+              <w:ind w:firstLine="0"/>
+              <w:rPr>
+                <w:sz w:val="20"/>
+                <w:szCs w:val="24"/>
+              </w:rPr>
+            </w:pPr>
+            <w:r>
+              <w:rPr>
+                <w:sz w:val="20"/>
+                <w:szCs w:val="24"/>
+              </w:rPr>
+              <w:t xml:space="preserve">Обновление поля </w:t>
+            </w:r>
+            <w:proofErr w:type="spellStart"/>
+            <w:r>
+              <w:rPr>
+                <w:sz w:val="20"/>
+                <w:szCs w:val="24"/>
+              </w:rPr>
+              <w:t>TotalAmount</w:t>
+            </w:r>
+            <w:proofErr w:type="spellEnd"/>
+            <w:r>
+              <w:rPr>
+                <w:sz w:val="20"/>
+                <w:szCs w:val="24"/>
+              </w:rPr>
+              <w:t xml:space="preserve"> заказа агрегатом из VIEW</w:t>
+            </w:r>
+          </w:p>
+        </w:tc>
+      </w:tr>
+    </w:tbl>
+    <w:p>
+      <w:pPr>
+        <w:spacing w:after="0"/>
+      </w:pPr>
+    </w:p>
+    <w:p>
+      <w:r>
+        <w:t>Преимущества: единая точка бизнес-логики, кэширование плана, снижение сетевого трафика, защита от SQL-инъекций (вызов по имени с параметрами).</w:t>
+      </w:r>
+    </w:p>
+    <w:p>
+      <w:pPr>
+        <w:pStyle w:val="21"/>
+        <w:ind w:left="851"/>
+        <w:rPr>
+          <w:lang w:val="en-US"/>
+        </w:rPr>
+      </w:pPr>
+      <w:r>
+        <w:rPr>
+          <w:lang w:val="en-US"/>
+        </w:rPr>
+        <w:t xml:space="preserve">7.5. </w:t>
+      </w:r>
+      <w:r>
+        <w:t>Анализ</w:t>
+      </w:r>
+      <w:r>
+        <w:rPr>
+          <w:lang w:val="en-US"/>
+        </w:rPr>
+        <w:t xml:space="preserve"> </w:t>
+      </w:r>
+      <w:r>
+        <w:t>плана</w:t>
+      </w:r>
+      <w:r>
+        <w:rPr>
+          <w:lang w:val="en-US"/>
+        </w:rPr>
+        <w:t xml:space="preserve"> </w:t>
+      </w:r>
+      <w:r>
+        <w:t>выполнения</w:t>
+      </w:r>
+    </w:p>
+    <w:p>
+      <w:pPr>
+        <w:rPr>
+          <w:lang w:val="en-US"/>
+        </w:rPr>
+      </w:pPr>
+      <w:r>
+        <w:t>Методика</w:t>
+      </w:r>
+      <w:r>
+        <w:rPr>
+          <w:lang w:val="en-US"/>
+        </w:rPr>
+        <w:t>: SSMS → Include Actual Execution Plan (</w:t>
+      </w:r>
+      <w:proofErr w:type="spellStart"/>
+      <w:r>
+        <w:rPr>
+          <w:lang w:val="en-US"/>
+        </w:rPr>
+        <w:t>Ctrl+M</w:t>
+      </w:r>
+      <w:proofErr w:type="spellEnd"/>
+      <w:r>
+        <w:rPr>
+          <w:lang w:val="en-US"/>
+        </w:rPr>
+        <w:t>), SET STATISTICS IO/TIME.</w:t>
+      </w:r>
+    </w:p>
+    <w:tbl>
+      <w:tblPr>
+        <w:tblStyle w:val="ad"/>
+        <w:tblW w:w="10189" w:type="dxa"/>
+        <w:tblLook w:val="04A0" w:firstRow="1" w:lastRow="0" w:firstColumn="1" w:lastColumn="0" w:noHBand="0" w:noVBand="1"/>
+      </w:tblPr>
+      <w:tblGrid>
+        <w:gridCol w:w="3397"/>
+        <w:gridCol w:w="3396"/>
+        <w:gridCol w:w="3396"/>
+      </w:tblGrid>
+      <w:tr>
+        <w:trPr>
+          <w:trHeight w:val="246"/>
+        </w:trPr>
+        <w:tc>
+          <w:tcPr>
+            <w:tcW w:w="3397" w:type="dxa"/>
+          </w:tcPr>
+          <w:p>
+            <w:pPr>
+              <w:spacing w:after="20"/>
+              <w:rPr>
+                <w:sz w:val="20"/>
+                <w:szCs w:val="24"/>
+              </w:rPr>
+            </w:pPr>
+            <w:r>
+              <w:rPr>
+                <w:b/>
+                <w:sz w:val="20"/>
+                <w:szCs w:val="24"/>
+              </w:rPr>
+              <w:t>Показатель</w:t>
+            </w:r>
+          </w:p>
+        </w:tc>
+        <w:tc>
+          <w:tcPr>
+            <w:tcW w:w="3396" w:type="dxa"/>
+          </w:tcPr>
+          <w:p>
+            <w:pPr>
+              <w:spacing w:after="20"/>
+              <w:rPr>
+                <w:sz w:val="20"/>
+                <w:szCs w:val="24"/>
+              </w:rPr>
+            </w:pPr>
+            <w:r>
+              <w:rPr>
+                <w:b/>
+                <w:sz w:val="20"/>
+                <w:szCs w:val="24"/>
+              </w:rPr>
+              <w:t>До оптимизации</w:t>
+            </w:r>
+          </w:p>
+        </w:tc>
+        <w:tc>
+          <w:tcPr>
+            <w:tcW w:w="3396" w:type="dxa"/>
+          </w:tcPr>
+          <w:p>
+            <w:pPr>
+              <w:spacing w:after="20"/>
+              <w:rPr>
+                <w:sz w:val="20"/>
+                <w:szCs w:val="24"/>
+              </w:rPr>
+            </w:pPr>
+            <w:r>
+              <w:rPr>
+                <w:b/>
+                <w:sz w:val="20"/>
+                <w:szCs w:val="24"/>
+              </w:rPr>
+              <w:t>После оптимизации</w:t>
+            </w:r>
+          </w:p>
+        </w:tc>
+      </w:tr>
+      <w:tr>
+        <w:trPr>
+          <w:trHeight w:val="264"/>
+        </w:trPr>
+        <w:tc>
+          <w:tcPr>
+            <w:tcW w:w="3397" w:type="dxa"/>
+          </w:tcPr>
+          <w:p>
+            <w:pPr>
+              <w:spacing w:after="20"/>
+              <w:ind w:firstLine="0"/>
+              <w:rPr>
+                <w:sz w:val="20"/>
+                <w:szCs w:val="24"/>
+              </w:rPr>
+            </w:pPr>
+            <w:r>
+              <w:rPr>
+                <w:sz w:val="20"/>
+                <w:szCs w:val="24"/>
+              </w:rPr>
+              <w:t>Подзапросы в SELECT</w:t>
+            </w:r>
+          </w:p>
+        </w:tc>
+        <w:tc>
+          <w:tcPr>
+            <w:tcW w:w="3396" w:type="dxa"/>
+          </w:tcPr>
+          <w:p>
+            <w:pPr>
+              <w:spacing w:after="20"/>
+              <w:ind w:firstLine="0"/>
+              <w:rPr>
+                <w:sz w:val="20"/>
+                <w:szCs w:val="24"/>
+              </w:rPr>
+            </w:pPr>
+            <w:r>
+              <w:rPr>
+                <w:sz w:val="20"/>
+                <w:szCs w:val="24"/>
+              </w:rPr>
+              <w:t>Скалярные, построчные</w:t>
+            </w:r>
+          </w:p>
+        </w:tc>
+        <w:tc>
+          <w:tcPr>
+            <w:tcW w:w="3396" w:type="dxa"/>
+          </w:tcPr>
+          <w:p>
+            <w:pPr>
+              <w:spacing w:after="20"/>
+              <w:ind w:firstLine="0"/>
+              <w:rPr>
+                <w:sz w:val="20"/>
+                <w:szCs w:val="24"/>
+              </w:rPr>
+            </w:pPr>
+            <w:r>
+              <w:rPr>
+                <w:sz w:val="20"/>
+                <w:szCs w:val="24"/>
+              </w:rPr>
+              <w:t xml:space="preserve">OUTER APPLY, </w:t>
+            </w:r>
+            <w:proofErr w:type="spellStart"/>
+            <w:r>
+              <w:rPr>
+                <w:sz w:val="20"/>
+                <w:szCs w:val="24"/>
+              </w:rPr>
+              <w:t>set-based</w:t>
+            </w:r>
+            <w:proofErr w:type="spellEnd"/>
+          </w:p>
+        </w:tc>
+      </w:tr>
+      <w:tr>
+        <w:trPr>
+          <w:trHeight w:val="246"/>
+        </w:trPr>
+        <w:tc>
+          <w:tcPr>
+            <w:tcW w:w="3397" w:type="dxa"/>
+          </w:tcPr>
+          <w:p>
+            <w:pPr>
+              <w:spacing w:after="20"/>
+              <w:ind w:firstLine="0"/>
+              <w:rPr>
+                <w:sz w:val="20"/>
+                <w:szCs w:val="24"/>
+              </w:rPr>
+            </w:pPr>
+            <w:r>
+              <w:rPr>
+                <w:sz w:val="20"/>
+                <w:szCs w:val="24"/>
+              </w:rPr>
+              <w:t>Доступ к данным</w:t>
+            </w:r>
+          </w:p>
+        </w:tc>
+        <w:tc>
+          <w:tcPr>
+            <w:tcW w:w="3396" w:type="dxa"/>
+          </w:tcPr>
+          <w:p>
+            <w:pPr>
+              <w:spacing w:after="20"/>
+              <w:ind w:firstLine="0"/>
+              <w:rPr>
+                <w:sz w:val="20"/>
+                <w:szCs w:val="24"/>
+              </w:rPr>
+            </w:pPr>
+            <w:proofErr w:type="spellStart"/>
+            <w:r>
+              <w:rPr>
+                <w:sz w:val="20"/>
+                <w:szCs w:val="24"/>
+              </w:rPr>
+              <w:t>Table</w:t>
+            </w:r>
+            <w:proofErr w:type="spellEnd"/>
+            <w:r>
+              <w:rPr>
+                <w:sz w:val="20"/>
+                <w:szCs w:val="24"/>
+              </w:rPr>
+              <w:t xml:space="preserve"> </w:t>
+            </w:r>
+            <w:proofErr w:type="spellStart"/>
+            <w:r>
+              <w:rPr>
+                <w:sz w:val="20"/>
+                <w:szCs w:val="24"/>
+              </w:rPr>
+              <w:t>Scan</w:t>
+            </w:r>
+            <w:proofErr w:type="spellEnd"/>
+            <w:r>
+              <w:rPr>
+                <w:sz w:val="20"/>
+                <w:szCs w:val="24"/>
+              </w:rPr>
+              <w:t xml:space="preserve"> (риск)</w:t>
+            </w:r>
+          </w:p>
+        </w:tc>
+        <w:tc>
+          <w:tcPr>
+            <w:tcW w:w="3396" w:type="dxa"/>
+          </w:tcPr>
+          <w:p>
+            <w:pPr>
+              <w:spacing w:after="20"/>
+              <w:ind w:firstLine="0"/>
+              <w:rPr>
+                <w:sz w:val="20"/>
+                <w:szCs w:val="24"/>
+              </w:rPr>
+            </w:pPr>
+            <w:r>
+              <w:rPr>
+                <w:sz w:val="20"/>
+                <w:szCs w:val="24"/>
+              </w:rPr>
+              <w:t xml:space="preserve">Index </w:t>
+            </w:r>
+            <w:proofErr w:type="spellStart"/>
+            <w:r>
+              <w:rPr>
+                <w:sz w:val="20"/>
+                <w:szCs w:val="24"/>
+              </w:rPr>
+              <w:t>Seek</w:t>
+            </w:r>
+            <w:proofErr w:type="spellEnd"/>
+            <w:r>
+              <w:rPr>
+                <w:sz w:val="20"/>
+                <w:szCs w:val="24"/>
+              </w:rPr>
+              <w:t xml:space="preserve"> по индексам</w:t>
+            </w:r>
+          </w:p>
+        </w:tc>
+      </w:tr>
+      <w:tr>
+        <w:trPr>
+          <w:trHeight w:val="246"/>
+        </w:trPr>
+        <w:tc>
+          <w:tcPr>
+            <w:tcW w:w="3397" w:type="dxa"/>
+          </w:tcPr>
+          <w:p>
+            <w:pPr>
+              <w:spacing w:after="20"/>
+              <w:ind w:firstLine="0"/>
+              <w:rPr>
+                <w:sz w:val="20"/>
+                <w:szCs w:val="24"/>
+              </w:rPr>
+            </w:pPr>
+            <w:r>
+              <w:rPr>
+                <w:sz w:val="20"/>
+                <w:szCs w:val="24"/>
+              </w:rPr>
+              <w:t>Число обращений к таблицам норм</w:t>
+            </w:r>
+          </w:p>
+        </w:tc>
+        <w:tc>
+          <w:tcPr>
+            <w:tcW w:w="3396" w:type="dxa"/>
+          </w:tcPr>
+          <w:p>
+            <w:pPr>
+              <w:spacing w:after="20"/>
+              <w:ind w:firstLine="0"/>
+              <w:rPr>
+                <w:sz w:val="20"/>
+                <w:szCs w:val="24"/>
+              </w:rPr>
+            </w:pPr>
+            <w:r>
+              <w:rPr>
+                <w:sz w:val="20"/>
+                <w:szCs w:val="24"/>
+              </w:rPr>
+              <w:t>N × строки</w:t>
+            </w:r>
+          </w:p>
+        </w:tc>
+        <w:tc>
+          <w:tcPr>
+            <w:tcW w:w="3396" w:type="dxa"/>
+          </w:tcPr>
+          <w:p>
+            <w:pPr>
+              <w:spacing w:after="20"/>
+              <w:ind w:firstLine="0"/>
+              <w:rPr>
+                <w:sz w:val="20"/>
+                <w:szCs w:val="24"/>
+              </w:rPr>
+            </w:pPr>
+            <w:r>
+              <w:rPr>
+                <w:sz w:val="20"/>
+                <w:szCs w:val="24"/>
+              </w:rPr>
+              <w:t>1 агрегатный проход</w:t>
+            </w:r>
+          </w:p>
+        </w:tc>
+      </w:tr>
+    </w:tbl>
+    <w:p>
+      <w:pPr>
+        <w:spacing w:after="0"/>
+      </w:pPr>
+    </w:p>
+    <w:p>
+      <w:pPr>
+        <w:rPr>
+          <w:lang w:val="en-US"/>
+        </w:rPr>
+      </w:pPr>
+      <w:r>
+        <w:t>После</w:t>
+      </w:r>
+      <w:r>
+        <w:rPr>
+          <w:lang w:val="en-US"/>
+        </w:rPr>
+        <w:t xml:space="preserve"> </w:t>
+      </w:r>
+      <w:r>
+        <w:t>изменений</w:t>
+      </w:r>
+      <w:r>
+        <w:rPr>
+          <w:lang w:val="en-US"/>
+        </w:rPr>
+        <w:t xml:space="preserve"> </w:t>
+      </w:r>
+      <w:r>
+        <w:t>обновлена</w:t>
+      </w:r>
+      <w:r>
+        <w:rPr>
+          <w:lang w:val="en-US"/>
+        </w:rPr>
+        <w:t xml:space="preserve"> </w:t>
+      </w:r>
+      <w:r>
+        <w:t>статистика</w:t>
+      </w:r>
+      <w:r>
+        <w:rPr>
+          <w:lang w:val="en-US"/>
+        </w:rPr>
+        <w:t xml:space="preserve">: UPDATE STATISTICS </w:t>
+      </w:r>
+      <w:proofErr w:type="spellStart"/>
+      <w:r>
+        <w:rPr>
+          <w:lang w:val="en-US"/>
+        </w:rPr>
+        <w:t>OrderDetail</w:t>
+      </w:r>
+      <w:proofErr w:type="spellEnd"/>
+      <w:r>
+        <w:rPr>
+          <w:lang w:val="en-US"/>
+        </w:rPr>
+        <w:t xml:space="preserve">, </w:t>
+      </w:r>
+      <w:proofErr w:type="spellStart"/>
+      <w:r>
+        <w:rPr>
+          <w:lang w:val="en-US"/>
+        </w:rPr>
+        <w:t>SpecMaterial</w:t>
+      </w:r>
+      <w:proofErr w:type="spellEnd"/>
+      <w:r>
+        <w:rPr>
+          <w:lang w:val="en-US"/>
+        </w:rPr>
+        <w:t xml:space="preserve">, </w:t>
+      </w:r>
+      <w:proofErr w:type="spellStart"/>
+      <w:r>
+        <w:rPr>
+          <w:lang w:val="en-US"/>
+        </w:rPr>
+        <w:t>SpecOperation</w:t>
+      </w:r>
+      <w:proofErr w:type="spellEnd"/>
+      <w:r>
+        <w:rPr>
+          <w:lang w:val="en-US"/>
+        </w:rPr>
+        <w:t>.</w:t>
+      </w:r>
+    </w:p>
+    <w:p>
       <w:r>
         <w:rPr>
           <w:b/>
           <w:bCs/>
         </w:rPr>
-        <w:t xml:space="preserve">ЛАБОРАТОРНАЯ РАБОТА № </w:t>
-      </w:r>
-      <w:r>
-        <w:rPr>
-          <w:b/>
-          <w:bCs/>
-          <w:lang w:val="en-US"/>
-        </w:rPr>
-        <w:t>1</w:t>
-      </w:r>
-    </w:p>
-    <w:p>
-      <w:pPr>
-        <w:rPr>
-          <w:lang w:val="en-US"/>
-        </w:rPr>
-      </w:pPr>
-      <w:r>
-        <w:rPr>
-          <w:b/>
-          <w:bCs/>
-        </w:rPr>
-        <w:t>Тема:</w:t>
+        <w:t>Вывод:</w:t>
       </w:r>
       <w:r>
         <w:t xml:space="preserve"> </w:t>
       </w:r>
-    </w:p>
-    <w:p>
-      <w:pPr>
-        <w:rPr>
-          <w:lang w:val="en-US"/>
-        </w:rPr>
-      </w:pPr>
-      <w:r>
-        <w:rPr>
-          <w:b/>
-          <w:bCs/>
-        </w:rPr>
-        <w:t>Цель работы:</w:t>
-      </w:r>
-      <w:r>
-        <w:t xml:space="preserve"> </w:t>
-      </w:r>
-    </w:p>
-    <w:p>
-      <w:r>
-        <w:rPr>
-          <w:b/>
-          <w:bCs/>
-        </w:rPr>
-        <w:t>Задание:</w:t>
-      </w:r>
-    </w:p>
-    <w:p>
-      <w:pPr>
-        <w:pStyle w:val="af"/>
-        <w:numPr>
-          <w:ilvl w:val="0"/>
-          <w:numId w:val="22"/>
-        </w:numPr>
-        <w:contextualSpacing/>
-      </w:pPr>
-    </w:p>
-    <w:p>
-      <w:pPr>
-        <w:pStyle w:val="af"/>
-        <w:numPr>
-          <w:ilvl w:val="0"/>
-          <w:numId w:val="22"/>
-        </w:numPr>
-        <w:contextualSpacing/>
-      </w:pPr>
-    </w:p>
-    <w:p>
-      <w:pPr>
-        <w:pStyle w:val="af"/>
-        <w:numPr>
-          <w:ilvl w:val="0"/>
-          <w:numId w:val="22"/>
-        </w:numPr>
-        <w:contextualSpacing/>
-      </w:pPr>
-    </w:p>
-    <w:p>
-      <w:pPr>
-        <w:pStyle w:val="af"/>
-        <w:numPr>
-          <w:ilvl w:val="0"/>
-          <w:numId w:val="22"/>
-        </w:numPr>
-        <w:contextualSpacing/>
-      </w:pPr>
-    </w:p>
-    <w:p>
-      <w:pPr>
-        <w:pStyle w:val="af"/>
-        <w:numPr>
-          <w:ilvl w:val="0"/>
-          <w:numId w:val="22"/>
-        </w:numPr>
-        <w:contextualSpacing/>
-      </w:pPr>
-    </w:p>
-    <w:p>
-      <w:pPr>
-        <w:pStyle w:val="af"/>
-        <w:numPr>
-          <w:ilvl w:val="0"/>
-          <w:numId w:val="22"/>
-        </w:numPr>
-        <w:contextualSpacing/>
-      </w:pPr>
-    </w:p>
-    <w:p>
-      <w:pPr>
-        <w:pStyle w:val="af"/>
-        <w:numPr>
-          <w:ilvl w:val="0"/>
-          <w:numId w:val="22"/>
-        </w:numPr>
-        <w:contextualSpacing/>
-      </w:pPr>
-    </w:p>
-    <w:p>
-      <w:pPr>
-        <w:ind w:firstLine="0"/>
-      </w:pPr>
-    </w:p>
-    <w:p>
-      <w:pPr>
-        <w:numPr>
-          <w:ilvl w:val="0"/>
-          <w:numId w:val="23"/>
-        </w:numPr>
-        <w:spacing w:after="160" w:line="259" w:lineRule="auto"/>
-        <w:ind w:firstLine="0"/>
-      </w:pPr>
-      <w:r>
-        <w:t>Подглава</w:t>
+      <w:r>
+        <w:t xml:space="preserve">Идентифицирована и устранена техническая проблема построчного вычисления стоимости: выборка переведена в VIEW </w:t>
+      </w:r>
+      <w:proofErr w:type="spellStart"/>
+      <w:r>
+        <w:t>v_OrderFullCost</w:t>
+      </w:r>
+      <w:proofErr w:type="spellEnd"/>
+      <w:r>
+        <w:t xml:space="preserve"> с OUTER APPLY, бизнес-логика расчёта инкапсулирована в хранимых процедурах. Оптимизация подтверждена анализом планов выполнения и статистикой IO/TIME.</w:t>
       </w:r>
     </w:p>
     <w:sectPr>
       <w:footerReference w:type="default" r:id="rId8"/>
       <w:pgSz w:w="11906" w:h="16838"/>
-      <w:pgMar w:top="964" w:right="680" w:bottom="1985" w:left="1304" w:header="284" w:footer="720" w:gutter="0"/>
+      <w:pgMar w:top="1080" w:right="1080" w:bottom="1080" w:left="1224" w:header="284" w:footer="720" w:gutter="0"/>
       <w:cols w:space="720"/>
       <w:docGrid w:linePitch="272"/>
     </w:sectPr>
@@ -194,6 +1134,7 @@
   <w:p>
     <w:pPr>
       <w:pStyle w:val="a9"/>
+      <w:jc w:val="center"/>
     </w:pPr>
     <w:r>
       <w:rPr>
@@ -202,7 +1143,7 @@
       <mc:AlternateContent>
         <mc:Choice Requires="wpg">
           <w:drawing>
-            <wp:anchor distT="0" distB="0" distL="114300" distR="114300" simplePos="0" relativeHeight="251659264" behindDoc="0" locked="1" layoutInCell="0" allowOverlap="1" wp14:anchorId="1EC0C23F" wp14:editId="26ECC758">
+            <wp:anchor distT="0" distB="0" distL="114300" distR="114300" simplePos="0" relativeHeight="251659264" behindDoc="0" locked="1" layoutInCell="0" allowOverlap="1" wp14:anchorId="53C3E80E" wp14:editId="1DAA4B69">
               <wp:simplePos x="0" y="0"/>
               <wp:positionH relativeFrom="page">
                 <wp:posOffset>720090</wp:posOffset>
@@ -932,6 +1873,7 @@
                                     </w:rPr>
                                     <w:t xml:space="preserve"> </w:t>
                                   </w:r>
+                                  <w:proofErr w:type="spellStart"/>
                                   <w:r>
                                     <w:rPr>
                                       <w:rFonts w:ascii="GOST type B" w:hAnsi="GOST type B"/>
@@ -939,6 +1881,7 @@
                                     </w:rPr>
                                     <w:t>докум</w:t>
                                   </w:r>
+                                  <w:proofErr w:type="spellEnd"/>
                                   <w:r>
                                     <w:rPr>
                                       <w:rFonts w:ascii="GOST type B" w:hAnsi="GOST type B"/>
@@ -970,6 +1913,7 @@
                                       <w:sz w:val="18"/>
                                     </w:rPr>
                                   </w:pPr>
+                                  <w:proofErr w:type="spellStart"/>
                                   <w:r>
                                     <w:rPr>
                                       <w:rFonts w:ascii="GOST type B" w:hAnsi="GOST type B"/>
@@ -977,6 +1921,7 @@
                                     </w:rPr>
                                     <w:t>Подпись</w:t>
                                   </w:r>
+                                  <w:proofErr w:type="spellEnd"/>
                                 </w:p>
                               </w:tc>
                               <w:tc>
@@ -1074,7 +2019,7 @@
         </mc:Choice>
         <mc:Fallback>
           <w:pict>
-            <v:group w14:anchorId="1EC0C23F" id="Group 1" o:spid="_x0000_s1026" style="position:absolute;left:0;text-align:left;margin-left:56.7pt;margin-top:19.85pt;width:518.9pt;height:802.2pt;z-index:251659264;mso-position-horizontal-relative:page;mso-position-vertical-relative:page" coordorigin="1134,397" coordsize="10378,16044" o:gfxdata="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" o:allowincell="f">
+            <v:group w14:anchorId="53C3E80E" id="Group 1" o:spid="_x0000_s1026" style="position:absolute;left:0;text-align:left;margin-left:56.7pt;margin-top:19.85pt;width:518.9pt;height:802.2pt;z-index:251659264;mso-position-horizontal-relative:page;mso-position-vertical-relative:page" coordorigin="1134,397" coordsize="10378,16044" o:gfxdata="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" o:allowincell="f">
               <v:line id="Line 2" o:spid="_x0000_s1027" style="position:absolute;visibility:visible;mso-wrap-style:square" from="1134,397" to="1134,16441" o:connectortype="straight" o:gfxdata="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" strokeweight="2.25pt"/>
               <v:line id="Line 3" o:spid="_x0000_s1028" style="position:absolute;visibility:visible;mso-wrap-style:square" from="11509,397" to="11509,16441" o:connectortype="straight" o:gfxdata="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" strokeweight="2.25pt"/>
               <v:line id="Line 4" o:spid="_x0000_s1029" style="position:absolute;visibility:visible;mso-wrap-style:square" from="1137,16441" to="11512,16441" o:connectortype="straight" o:gfxdata="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" strokeweight="2.25pt"/>
@@ -1589,6 +2534,7 @@
                               </w:rPr>
                               <w:t xml:space="preserve"> </w:t>
                             </w:r>
+                            <w:proofErr w:type="spellStart"/>
                             <w:r>
                               <w:rPr>
                                 <w:rFonts w:ascii="GOST type B" w:hAnsi="GOST type B"/>
@@ -1596,6 +2542,7 @@
                               </w:rPr>
                               <w:t>докум</w:t>
                             </w:r>
+                            <w:proofErr w:type="spellEnd"/>
                             <w:r>
                               <w:rPr>
                                 <w:rFonts w:ascii="GOST type B" w:hAnsi="GOST type B"/>
@@ -1627,6 +2574,7 @@
                                 <w:sz w:val="18"/>
                               </w:rPr>
                             </w:pPr>
+                            <w:proofErr w:type="spellStart"/>
                             <w:r>
                               <w:rPr>
                                 <w:rFonts w:ascii="GOST type B" w:hAnsi="GOST type B"/>
@@ -1634,6 +2582,7 @@
                               </w:rPr>
                               <w:t>Подпись</w:t>
                             </w:r>
+                            <w:proofErr w:type="spellEnd"/>
                           </w:p>
                         </w:tc>
                         <w:tc>
@@ -4688,8 +5637,12 @@
     <w:qFormat/>
     <w:rsid w:val="00002602"/>
     <w:pPr>
+      <w:spacing w:after="100"/>
       <w:ind w:firstLine="851"/>
     </w:pPr>
+    <w:rPr>
+      <w:sz w:val="22"/>
+    </w:rPr>
   </w:style>
   <w:style w:type="character" w:default="1" w:styleId="a0">
     <w:name w:val="Default Paragraph Font"/>
@@ -4886,7 +5839,7 @@
     <w:unhideWhenUsed/>
     <w:rsid w:val="008178BD"/>
     <w:pPr>
-      <w:spacing w:before="100" w:beforeAutospacing="1" w:after="100" w:afterAutospacing="1"/>
+      <w:spacing w:before="100" w:beforeAutospacing="1" w:afterAutospacing="1"/>
       <w:ind w:firstLine="0"/>
     </w:pPr>
     <w:rPr>
@@ -4942,6 +5895,34 @@
     <w:name w:val="token"/>
     <w:basedOn w:val="a0"/>
     <w:rsid w:val="008178BD"/>
+  </w:style>
+  <w:style w:type="paragraph" w:customStyle="1" w:styleId="1">
+    <w:name w:val="Заголовок1"/>
+    <w:rPr>
+      <w:b/>
+      <w:sz w:val="36"/>
+    </w:rPr>
+  </w:style>
+  <w:style w:type="paragraph" w:customStyle="1" w:styleId="11">
+    <w:name w:val="Заголовок 11"/>
+    <w:rPr>
+      <w:b/>
+      <w:sz w:val="32"/>
+    </w:rPr>
+  </w:style>
+  <w:style w:type="paragraph" w:customStyle="1" w:styleId="21">
+    <w:name w:val="Заголовок 21"/>
+    <w:rPr>
+      <w:b/>
+      <w:sz w:val="26"/>
+    </w:rPr>
+  </w:style>
+  <w:style w:type="paragraph" w:customStyle="1" w:styleId="31">
+    <w:name w:val="Заголовок 31"/>
+    <w:rPr>
+      <w:b/>
+      <w:sz w:val="24"/>
+    </w:rPr>
   </w:style>
 </w:styles>
 </file>
